--- a/templates/Hợp đồng  - HDDV TT100%.docx
+++ b/templates/Hợp đồng  - HDDV TT100%.docx
@@ -677,7 +677,16 @@
       </w:r>
       <w:r>
         <w:rPr>
-          <w:rFonts w:ascii="SimSun" w:hAnsi="SimSun" w:eastAsia="SimSun" w:cs="SimSun"/>
+          <w:rFonts w:hint="default" w:ascii="Times New Roman" w:hAnsi="Times New Roman" w:eastAsia="SimSun" w:cs="Times New Roman"/>
+          <w:sz w:val="26"/>
+          <w:szCs w:val="26"/>
+          <w:lang w:val="en-US"/>
+        </w:rPr>
+        <w:t xml:space="preserve"> </w:t>
+      </w:r>
+      <w:r>
+        <w:rPr>
+          <w:rFonts w:hint="default" w:ascii="Times New Roman" w:hAnsi="Times New Roman" w:eastAsia="SimSun" w:cs="Times New Roman"/>
           <w:sz w:val="26"/>
           <w:szCs w:val="26"/>
         </w:rPr>
@@ -685,7 +694,7 @@
       </w:r>
       <w:r>
         <w:rPr>
-          <w:rFonts w:hint="default" w:ascii="SimSun" w:hAnsi="SimSun" w:eastAsia="SimSun" w:cs="SimSun"/>
+          <w:rFonts w:hint="default" w:ascii="Times New Roman" w:hAnsi="Times New Roman" w:eastAsia="SimSun" w:cs="Times New Roman"/>
           <w:sz w:val="26"/>
           <w:szCs w:val="26"/>
           <w:lang w:val="en-US"/>
@@ -702,7 +711,16 @@
       </w:r>
       <w:r>
         <w:rPr>
-          <w:rFonts w:ascii="SimSun" w:hAnsi="SimSun" w:eastAsia="SimSun" w:cs="SimSun"/>
+          <w:rFonts w:hint="default" w:ascii="Times New Roman" w:hAnsi="Times New Roman" w:eastAsia="SimSun" w:cs="Times New Roman"/>
+          <w:sz w:val="26"/>
+          <w:szCs w:val="26"/>
+          <w:lang w:val="en-US"/>
+        </w:rPr>
+        <w:t xml:space="preserve"> </w:t>
+      </w:r>
+      <w:r>
+        <w:rPr>
+          <w:rFonts w:hint="default" w:ascii="Times New Roman" w:hAnsi="Times New Roman" w:eastAsia="SimSun" w:cs="Times New Roman"/>
           <w:sz w:val="26"/>
           <w:szCs w:val="26"/>
         </w:rPr>
@@ -710,13 +728,15 @@
       </w:r>
       <w:r>
         <w:rPr>
-          <w:rFonts w:hint="default" w:ascii="SimSun" w:hAnsi="SimSun" w:eastAsia="SimSun" w:cs="SimSun"/>
+          <w:rFonts w:hint="default" w:ascii="Times New Roman" w:hAnsi="Times New Roman" w:eastAsia="SimSun" w:cs="Times New Roman"/>
           <w:sz w:val="26"/>
           <w:szCs w:val="26"/>
           <w:lang w:val="en-US"/>
         </w:rPr>
         <w:t xml:space="preserve"> </w:t>
       </w:r>
+      <w:bookmarkStart w:id="3" w:name="_GoBack"/>
+      <w:bookmarkEnd w:id="3"/>
       <w:r>
         <w:rPr>
           <w:rFonts w:hint="default" w:ascii="Times New Roman" w:hAnsi="Times New Roman" w:eastAsia="SimSun" w:cs="Times New Roman"/>
@@ -727,7 +747,16 @@
       </w:r>
       <w:r>
         <w:rPr>
-          <w:rFonts w:ascii="SimSun" w:hAnsi="SimSun" w:eastAsia="SimSun" w:cs="SimSun"/>
+          <w:rFonts w:hint="default" w:ascii="Times New Roman" w:hAnsi="Times New Roman" w:eastAsia="SimSun" w:cs="Times New Roman"/>
+          <w:sz w:val="26"/>
+          <w:szCs w:val="26"/>
+          <w:lang w:val="en-US"/>
+        </w:rPr>
+        <w:t xml:space="preserve"> </w:t>
+      </w:r>
+      <w:r>
+        <w:rPr>
+          <w:rFonts w:hint="default" w:ascii="Times New Roman" w:hAnsi="Times New Roman" w:eastAsia="SimSun" w:cs="Times New Roman"/>
           <w:sz w:val="26"/>
           <w:szCs w:val="26"/>
         </w:rPr>
@@ -9783,9 +9812,9 @@
           </w14:textFill>
         </w:rPr>
       </w:pPr>
-      <w:bookmarkStart w:id="1" w:name="_Toc176169054"/>
+      <w:bookmarkStart w:id="1" w:name="_Toc176172043"/>
       <w:bookmarkEnd w:id="1"/>
-      <w:bookmarkStart w:id="2" w:name="_Toc176172043"/>
+      <w:bookmarkStart w:id="2" w:name="_Toc176169054"/>
       <w:bookmarkEnd w:id="2"/>
       <w:r>
         <w:rPr>
@@ -12654,8 +12683,6 @@
           </w14:textFill>
         </w:rPr>
       </w:pPr>
-      <w:bookmarkStart w:id="3" w:name="_GoBack"/>
-      <w:bookmarkEnd w:id="3"/>
     </w:p>
     <w:sectPr>
       <w:footerReference r:id="rId6" w:type="first"/>

--- a/templates/Hợp đồng  - HDDV TT100%.docx
+++ b/templates/Hợp đồng  - HDDV TT100%.docx
@@ -280,32 +280,25 @@
         </w:rPr>
         <w:t xml:space="preserve">HỢP ĐỒNG DỊCH VỤ </w:t>
       </w:r>
+      <w:bookmarkStart w:id="3" w:name="_GoBack"/>
+      <w:bookmarkEnd w:id="3"/>
     </w:p>
     <w:p>
       <w:pPr>
         <w:jc w:val="center"/>
         <w:rPr>
-          <w:rFonts w:ascii="Times New Roman" w:hAnsi="Times New Roman" w:cs="Times New Roman"/>
-          <w:sz w:val="26"/>
-          <w:szCs w:val="26"/>
-        </w:rPr>
-      </w:pPr>
-      <w:r>
-        <w:rPr>
-          <w:rFonts w:ascii="Times New Roman" w:hAnsi="Times New Roman" w:cs="Times New Roman"/>
-          <w:iCs/>
-          <w:sz w:val="26"/>
-          <w:szCs w:val="26"/>
-        </w:rPr>
-        <w:t>Số: 0805/2026</w:t>
-      </w:r>
-      <w:r>
-        <w:rPr>
-          <w:rFonts w:ascii="Times New Roman" w:hAnsi="Times New Roman" w:cs="Times New Roman"/>
-          <w:sz w:val="26"/>
-          <w:szCs w:val="26"/>
-        </w:rPr>
-        <w:t>/HĐDV/BCGL-VIPOTECH</w:t>
+          <w:rFonts w:hint="default" w:ascii="Times New Roman" w:hAnsi="Times New Roman" w:cs="Times New Roman"/>
+          <w:sz w:val="26"/>
+          <w:szCs w:val="26"/>
+        </w:rPr>
+      </w:pPr>
+      <w:r>
+        <w:rPr>
+          <w:rFonts w:hint="default" w:ascii="Times New Roman" w:hAnsi="Times New Roman" w:cs="Times New Roman"/>
+          <w:sz w:val="26"/>
+          <w:szCs w:val="26"/>
+        </w:rPr>
+        <w:t>Số: {so_hop_dong}</w:t>
       </w:r>
     </w:p>
     <w:p>
@@ -735,8 +728,6 @@
         </w:rPr>
         <w:t xml:space="preserve"> </w:t>
       </w:r>
-      <w:bookmarkStart w:id="3" w:name="_GoBack"/>
-      <w:bookmarkEnd w:id="3"/>
       <w:r>
         <w:rPr>
           <w:rFonts w:hint="default" w:ascii="Times New Roman" w:hAnsi="Times New Roman" w:eastAsia="SimSun" w:cs="Times New Roman"/>
@@ -17601,7 +17592,7 @@
 </file>
 
 <file path=customXml/itemProps2.xml><?xml version="1.0" encoding="utf-8"?>
-<ds:datastoreItem xmlns:ds="http://schemas.openxmlformats.org/officeDocument/2006/customXml" ds:itemID="{E732EBCE-D2C8-47EF-974F-5B2D936B7527}">
+<ds:datastoreItem xmlns:ds="http://schemas.openxmlformats.org/officeDocument/2006/customXml" ds:itemID="{7C8F7CDC-3AC8-438D-8F70-97E89D516D19}">
   <ds:schemaRefs/>
 </ds:datastoreItem>
 </file>
@@ -17613,7 +17604,7 @@
 </file>
 
 <file path=customXml/itemProps4.xml><?xml version="1.0" encoding="utf-8"?>
-<ds:datastoreItem xmlns:ds="http://schemas.openxmlformats.org/officeDocument/2006/customXml" ds:itemID="{7C8F7CDC-3AC8-438D-8F70-97E89D516D19}">
+<ds:datastoreItem xmlns:ds="http://schemas.openxmlformats.org/officeDocument/2006/customXml" ds:itemID="{E732EBCE-D2C8-47EF-974F-5B2D936B7527}">
   <ds:schemaRefs/>
 </ds:datastoreItem>
 </file>